--- a/data/db/hsv2/template_interpretation.docx
+++ b/data/db/hsv2/template_interpretation.docx
@@ -34,7 +34,7 @@
           <w:color w:val="215E99"/>
           <w:sz w:val="32"/>
         </w:rPr>
-        <w:t>1</w:t>
+        <w:t>2</w:t>
       </w:r>
       <w:r>
         <w:rPr>
